--- a/docs/LaughTail-Server-Handbook.docx
+++ b/docs/LaughTail-Server-Handbook.docx
@@ -24,7 +24,7 @@
           <w:i/>
           <w:color w:val="595959"/>
         </w:rPr>
-        <w:t xml:space="preserve">Generated 2026-08-27 03:18 by scripts/gen-handbook.ps1. The companion document, LaughTail-Command-Book.docx, lists what to type. This one explains what is happening.</w:t>
+        <w:t xml:space="preserve">Generated 2026-08-27 05:24 by scripts/gen-handbook.ps1. The companion document, LaughTail-Command-Book.docx, lists what to type. This one explains what is happening.</w:t>
       </w:r>
     </w:p>
     <w:p>
@@ -843,12 +843,12 @@
     </w:p>
     <w:p>
       <w:r>
-        <w:t xml:space="preserve">The server buys and sells 40 resources. Prices are not fixed: buying pushes a price up, selling pushes it down, and prices drift back toward normal at 5% an hour. A price can never move more than 40% away from its base in either direction.</w:t>
-      </w:r>
-    </w:p>
-    <w:p>
-      <w:r>
-        <w:t xml:space="preserve">Base prices are not invented per item. Each answers one question: how much of this does an hour of focused play produce? The target is 1,200 Berries an hour, so iron at 20 means roughly 60 ingots an hour is a full hour's income, and cobblestone at 1 means you would need 1,200 of them.</w:t>
+        <w:t xml:space="preserve">The server buys and sells over 750 items - essentially everything a player can legitimately obtain. Prices are not fixed: buying pushes a price up, selling pushes it down, and prices drift back toward normal at 5% an hour. A price can never move more than 20% away from its base in either direction.</w:t>
+      </w:r>
+    </w:p>
+    <w:p>
+      <w:r>
+        <w:t xml:space="preserve">Base prices are not invented per item. The anchor is 1,200 Berries for an hour of focused play, and every item sits in a rarity band relative to that. Cobblestone is worth 1 because you get thousands of it; a nether star is worth 9,000 because it is a day of play.</w:t>
       </w:r>
     </w:p>
     <w:p>
@@ -860,7 +860,7 @@
           <w:i/>
           <w:color w:val="595959"/>
         </w:rPr>
-        <w:t xml:space="preserve">That means if the hourly target is ever changed, every price moves with it automatically, because the catalogue stores effort rather than numbers somebody chose.</w:t>
+        <w:t xml:space="preserve">Prices come from eight RARITY BANDS rather than being chosen per item, and the gaps widen as they climb - cobblestone 1, coal 4, iron 30, diamond 90, shulker shell 300, netherite 1200, nether star 9000. With hundreds of items, hand-picking each price guarantees an inconsistent pair somewhere, and an inconsistent pair is a money printer. Storage blocks are priced as exactly nine of their contents for the same reason.</w:t>
       </w:r>
     </w:p>
     <w:p>
@@ -873,7 +873,7 @@
     </w:p>
     <w:p>
       <w:r>
-        <w:t xml:space="preserve">Selling something back to the shop always returns 12% less than buying it. That is the server's cut and the reason you cannot make money by buying and reselling.</w:t>
+        <w:t xml:space="preserve">The shop sells at the listed price and buys back at HALF of it. An item listed at 200 pays 100 when you sell one, so buying and reselling loses half its value. That is the server's cut and the reason you cannot make money by trading with the shop.</w:t>
       </w:r>
     </w:p>
     <w:p>
@@ -895,7 +895,7 @@
           <w:i/>
           <w:color w:val="595959"/>
         </w:rPr>
-        <w:t xml:space="preserve">That audit found four real money printers the first time it ran, all caused by pricing raw ore and its smelted form independently. Berries once created cannot be un-created without rolling back everyone who traded since, so a shop that closes is recoverable and a shop that quietly prints money is not.</w:t>
+        <w:t xml:space="preserve">That audit found 220 real money printers the first time the full catalogue was priced, almost all of them recipes that produce more units than they consume - one log costs 4 and yields four planks. Rather than hand-fixing hundreds of prices, the server now LOWERS any price a recipe could profit from, automatically, on every boot; 191 prices are adjusted this way. Berries once created cannot be un-created without rolling back everyone who traded since, so a shop that closes itself is recoverable and one that quietly prints money is not.</w:t>
       </w:r>
     </w:p>
     <w:p>
